--- a/EJERCICIOS DE LOS ALUMNOS/MAURICIO/PythonRepaso/Ejercicios Sin IA by Mauri.docx
+++ b/EJERCICIOS DE LOS ALUMNOS/MAURICIO/PythonRepaso/Ejercicios Sin IA by Mauri.docx
@@ -160,9 +160,19 @@
       <w:pPr>
         <w:pStyle w:val="Ttulo1"/>
       </w:pPr>
-      <w:r>
-        <w:t>Resumen de bloques</w:t>
-      </w:r>
+      <w:proofErr w:type="spellStart"/>
+      <w:r>
+        <w:t>Resumen</w:t>
+      </w:r>
+      <w:proofErr w:type="spellEnd"/>
+      <w:r>
+        <w:t xml:space="preserve"> de </w:t>
+      </w:r>
+      <w:proofErr w:type="spellStart"/>
+      <w:r>
+        <w:t>bloques</w:t>
+      </w:r>
+      <w:proofErr w:type="spellEnd"/>
     </w:p>
     <w:tbl>
       <w:tblPr>
@@ -204,9 +214,19 @@
             <w:shd w:val="clear" w:color="auto" w:fill="D9EAF7"/>
           </w:tcPr>
           <w:p>
+            <w:proofErr w:type="gramStart"/>
             <w:r>
-              <w:t>N.º ejercicios</w:t>
+              <w:t>N.º</w:t>
             </w:r>
+            <w:proofErr w:type="gramEnd"/>
+            <w:r>
+              <w:t xml:space="preserve"> </w:t>
+            </w:r>
+            <w:proofErr w:type="spellStart"/>
+            <w:r>
+              <w:t>ejercicios</w:t>
+            </w:r>
+            <w:proofErr w:type="spellEnd"/>
           </w:p>
         </w:tc>
       </w:tr>
@@ -266,9 +286,19 @@
             <w:tcW w:w="3249" w:type="dxa"/>
           </w:tcPr>
           <w:p>
+            <w:proofErr w:type="spellStart"/>
             <w:r>
-              <w:t>Funciones y colecciones</w:t>
+              <w:t>Funciones</w:t>
             </w:r>
+            <w:proofErr w:type="spellEnd"/>
+            <w:r>
+              <w:t xml:space="preserve"> y </w:t>
+            </w:r>
+            <w:proofErr w:type="spellStart"/>
+            <w:r>
+              <w:t>colecciones</w:t>
+            </w:r>
+            <w:proofErr w:type="spellEnd"/>
           </w:p>
         </w:tc>
         <w:tc>
@@ -338,9 +368,35 @@
             <w:tcW w:w="3249" w:type="dxa"/>
           </w:tcPr>
           <w:p>
+            <w:proofErr w:type="spellStart"/>
             <w:r>
-              <w:t>Programación orientada a objetos</w:t>
+              <w:t>Programación</w:t>
             </w:r>
+            <w:proofErr w:type="spellEnd"/>
+            <w:r>
+              <w:t xml:space="preserve"> </w:t>
+            </w:r>
+            <w:proofErr w:type="spellStart"/>
+            <w:r>
+              <w:t>orientada</w:t>
+            </w:r>
+            <w:proofErr w:type="spellEnd"/>
+            <w:r>
+              <w:t xml:space="preserve"> </w:t>
+            </w:r>
+            <w:proofErr w:type="gramStart"/>
+            <w:r>
+              <w:t>a</w:t>
+            </w:r>
+            <w:proofErr w:type="gramEnd"/>
+            <w:r>
+              <w:t xml:space="preserve"> </w:t>
+            </w:r>
+            <w:proofErr w:type="spellStart"/>
+            <w:r>
+              <w:t>objetos</w:t>
+            </w:r>
+            <w:proofErr w:type="spellEnd"/>
           </w:p>
         </w:tc>
         <w:tc>
@@ -370,9 +426,27 @@
             <w:tcW w:w="3249" w:type="dxa"/>
           </w:tcPr>
           <w:p>
+            <w:proofErr w:type="spellStart"/>
             <w:r>
-              <w:t>Módulos, fechas y utilidades</w:t>
+              <w:t>Módulos</w:t>
             </w:r>
+            <w:proofErr w:type="spellEnd"/>
+            <w:r>
+              <w:t xml:space="preserve">, </w:t>
+            </w:r>
+            <w:proofErr w:type="spellStart"/>
+            <w:r>
+              <w:t>fechas</w:t>
+            </w:r>
+            <w:proofErr w:type="spellEnd"/>
+            <w:r>
+              <w:t xml:space="preserve"> y </w:t>
+            </w:r>
+            <w:proofErr w:type="spellStart"/>
+            <w:r>
+              <w:t>utilidades</w:t>
+            </w:r>
+            <w:proofErr w:type="spellEnd"/>
           </w:p>
         </w:tc>
         <w:tc>
@@ -516,6 +590,7 @@
       </w:pPr>
       <w:r>
         <w:rPr>
+          <w:noProof/>
           <w:lang w:val="es-ES"/>
         </w:rPr>
         <w:lastRenderedPageBreak/>
@@ -611,6 +686,7 @@
       </w:pPr>
       <w:r>
         <w:rPr>
+          <w:noProof/>
           <w:lang w:val="es-ES"/>
         </w:rPr>
         <w:lastRenderedPageBreak/>
@@ -713,6 +789,7 @@
       </w:pPr>
       <w:r>
         <w:rPr>
+          <w:noProof/>
           <w:lang w:val="es-ES"/>
         </w:rPr>
         <w:lastRenderedPageBreak/>
@@ -822,6 +899,7 @@
       </w:pPr>
       <w:r>
         <w:rPr>
+          <w:noProof/>
           <w:lang w:val="es-ES"/>
         </w:rPr>
         <w:lastRenderedPageBreak/>
@@ -870,6 +948,7 @@
       </w:pPr>
       <w:r>
         <w:rPr>
+          <w:noProof/>
           <w:lang w:val="es-ES"/>
         </w:rPr>
         <w:lastRenderedPageBreak/>
@@ -988,34 +1067,83 @@
         <w:rPr>
           <w:lang w:val="es-ES"/>
         </w:rPr>
-        <w:t>Evita usar min, max y sum en la primera versión.</w:t>
+        <w:t xml:space="preserve">Evita usar min, </w:t>
+      </w:r>
+      <w:proofErr w:type="spellStart"/>
+      <w:r>
+        <w:rPr>
+          <w:lang w:val="es-ES"/>
+        </w:rPr>
+        <w:t>max</w:t>
+      </w:r>
+      <w:proofErr w:type="spellEnd"/>
+      <w:r>
+        <w:rPr>
+          <w:lang w:val="es-ES"/>
+        </w:rPr>
+        <w:t xml:space="preserve"> y sum en la primera versión.</w:t>
       </w:r>
     </w:p>
     <w:p>
       <w:pPr>
-        <w:pStyle w:val="Ttulo2"/>
-        <w:rPr>
-          <w:lang w:val="es-ES"/>
-        </w:rPr>
-      </w:pPr>
-      <w:r>
-        <w:rPr>
-          <w:lang w:val="es-ES"/>
-        </w:rPr>
-        <w:t>Ejercicio 6. Agenda simple</w:t>
+        <w:rPr>
+          <w:lang w:val="es-ES"/>
+        </w:rPr>
+      </w:pPr>
+      <w:r>
+        <w:rPr>
+          <w:lang w:val="es-ES"/>
+        </w:rPr>
+        <w:lastRenderedPageBreak/>
+        <w:drawing>
+          <wp:inline distT="0" distB="0" distL="0" distR="0" wp14:anchorId="3100A346" wp14:editId="2DC0BF3A">
+            <wp:extent cx="6499225" cy="4220210"/>
+            <wp:effectExtent l="0" t="0" r="0" b="8890"/>
+            <wp:docPr id="1239639774" name="Imagen 1"/>
+            <wp:cNvGraphicFramePr>
+              <a:graphicFrameLocks xmlns:a="http://schemas.openxmlformats.org/drawingml/2006/main" noChangeAspect="1"/>
+            </wp:cNvGraphicFramePr>
+            <a:graphic xmlns:a="http://schemas.openxmlformats.org/drawingml/2006/main">
+              <a:graphicData uri="http://schemas.openxmlformats.org/drawingml/2006/picture">
+                <pic:pic xmlns:pic="http://schemas.openxmlformats.org/drawingml/2006/picture">
+                  <pic:nvPicPr>
+                    <pic:cNvPr id="1239639774" name=""/>
+                    <pic:cNvPicPr/>
+                  </pic:nvPicPr>
+                  <pic:blipFill>
+                    <a:blip r:embed="rId11"/>
+                    <a:stretch>
+                      <a:fillRect/>
+                    </a:stretch>
+                  </pic:blipFill>
+                  <pic:spPr>
+                    <a:xfrm>
+                      <a:off x="0" y="0"/>
+                      <a:ext cx="6499225" cy="4220210"/>
+                    </a:xfrm>
+                    <a:prstGeom prst="rect">
+                      <a:avLst/>
+                    </a:prstGeom>
+                  </pic:spPr>
+                </pic:pic>
+              </a:graphicData>
+            </a:graphic>
+          </wp:inline>
+        </w:drawing>
       </w:r>
     </w:p>
     <w:p>
       <w:pPr>
-        <w:rPr>
-          <w:lang w:val="es-ES"/>
-        </w:rPr>
-      </w:pPr>
-      <w:r>
-        <w:rPr>
-          <w:lang w:val="es-ES"/>
-        </w:rPr>
-        <w:t>Implementa una agenda usando un diccionario donde la clave sea el nombre y el valor el teléfono. Crea un menú para añadir, buscar, modificar y borrar contactos.</w:t>
+        <w:pStyle w:val="Ttulo2"/>
+        <w:rPr>
+          <w:lang w:val="es-ES"/>
+        </w:rPr>
+      </w:pPr>
+      <w:r>
+        <w:rPr>
+          <w:lang w:val="es-ES"/>
+        </w:rPr>
+        <w:t>Ejercicio 6. Agenda simple</w:t>
       </w:r>
     </w:p>
     <w:p>
@@ -1026,30 +1154,29 @@
       </w:pPr>
       <w:r>
         <w:rPr>
-          <w:b/>
-          <w:lang w:val="es-ES"/>
-        </w:rPr>
-        <w:t xml:space="preserve">Ampliación: </w:t>
-      </w:r>
-      <w:r>
-        <w:rPr>
-          <w:lang w:val="es-ES"/>
-        </w:rPr>
-        <w:t>Haz que no se distingan mayúsculas y minúsculas en las búsquedas.</w:t>
+          <w:lang w:val="es-ES"/>
+        </w:rPr>
+        <w:t>Implementa una agenda usando un diccionario donde la clave sea el nombre y el valor el teléfono. Crea un menú para añadir, buscar, modificar y borrar contactos.</w:t>
       </w:r>
     </w:p>
     <w:p>
       <w:pPr>
-        <w:pStyle w:val="Ttulo2"/>
-        <w:rPr>
-          <w:lang w:val="es-ES"/>
-        </w:rPr>
-      </w:pPr>
-      <w:r>
-        <w:rPr>
-          <w:lang w:val="es-ES"/>
-        </w:rPr>
-        <w:t>Ejercicio 7. Análisis de palabras</w:t>
+        <w:rPr>
+          <w:lang w:val="es-ES"/>
+        </w:rPr>
+      </w:pPr>
+      <w:r>
+        <w:rPr>
+          <w:b/>
+          <w:lang w:val="es-ES"/>
+        </w:rPr>
+        <w:t xml:space="preserve">Ampliación: </w:t>
+      </w:r>
+      <w:r>
+        <w:rPr>
+          <w:lang w:val="es-ES"/>
+        </w:rPr>
+        <w:t>Haz que no se distingan mayúsculas y minúsculas en las búsquedas.</w:t>
       </w:r>
     </w:p>
     <w:p>
@@ -1062,7 +1189,42 @@
         <w:rPr>
           <w:lang w:val="es-ES"/>
         </w:rPr>
-        <w:t>Pide una frase y muestra: número de palabras, conjunto de palabras únicas, palabra más larga y frecuencia de cada palabra.</w:t>
+        <w:lastRenderedPageBreak/>
+        <w:drawing>
+          <wp:inline distT="0" distB="0" distL="0" distR="0" wp14:anchorId="0216FB9A" wp14:editId="5ADCB535">
+            <wp:extent cx="6499225" cy="6386195"/>
+            <wp:effectExtent l="0" t="0" r="0" b="0"/>
+            <wp:docPr id="1224234740" name="Imagen 1"/>
+            <wp:cNvGraphicFramePr>
+              <a:graphicFrameLocks xmlns:a="http://schemas.openxmlformats.org/drawingml/2006/main" noChangeAspect="1"/>
+            </wp:cNvGraphicFramePr>
+            <a:graphic xmlns:a="http://schemas.openxmlformats.org/drawingml/2006/main">
+              <a:graphicData uri="http://schemas.openxmlformats.org/drawingml/2006/picture">
+                <pic:pic xmlns:pic="http://schemas.openxmlformats.org/drawingml/2006/picture">
+                  <pic:nvPicPr>
+                    <pic:cNvPr id="1224234740" name=""/>
+                    <pic:cNvPicPr/>
+                  </pic:nvPicPr>
+                  <pic:blipFill>
+                    <a:blip r:embed="rId12"/>
+                    <a:stretch>
+                      <a:fillRect/>
+                    </a:stretch>
+                  </pic:blipFill>
+                  <pic:spPr>
+                    <a:xfrm>
+                      <a:off x="0" y="0"/>
+                      <a:ext cx="6499225" cy="6386195"/>
+                    </a:xfrm>
+                    <a:prstGeom prst="rect">
+                      <a:avLst/>
+                    </a:prstGeom>
+                  </pic:spPr>
+                </pic:pic>
+              </a:graphicData>
+            </a:graphic>
+          </wp:inline>
+        </w:drawing>
       </w:r>
     </w:p>
     <w:p>
@@ -1073,16 +1235,44 @@
       </w:pPr>
       <w:r>
         <w:rPr>
-          <w:b/>
-          <w:lang w:val="es-ES"/>
-        </w:rPr>
-        <w:t xml:space="preserve">Ampliación: </w:t>
-      </w:r>
-      <w:r>
-        <w:rPr>
-          <w:lang w:val="es-ES"/>
-        </w:rPr>
-        <w:t>Ignora signos de puntuación básicos y no distingas mayúsculas de minúsculas.</w:t>
+          <w:lang w:val="es-ES"/>
+        </w:rPr>
+        <w:lastRenderedPageBreak/>
+        <w:drawing>
+          <wp:inline distT="0" distB="0" distL="0" distR="0" wp14:anchorId="2F5E0AA3" wp14:editId="45CAE5FB">
+            <wp:extent cx="5648325" cy="8546465"/>
+            <wp:effectExtent l="0" t="0" r="9525" b="6985"/>
+            <wp:docPr id="1298490704" name="Imagen 1"/>
+            <wp:cNvGraphicFramePr>
+              <a:graphicFrameLocks xmlns:a="http://schemas.openxmlformats.org/drawingml/2006/main" noChangeAspect="1"/>
+            </wp:cNvGraphicFramePr>
+            <a:graphic xmlns:a="http://schemas.openxmlformats.org/drawingml/2006/main">
+              <a:graphicData uri="http://schemas.openxmlformats.org/drawingml/2006/picture">
+                <pic:pic xmlns:pic="http://schemas.openxmlformats.org/drawingml/2006/picture">
+                  <pic:nvPicPr>
+                    <pic:cNvPr id="1298490704" name=""/>
+                    <pic:cNvPicPr/>
+                  </pic:nvPicPr>
+                  <pic:blipFill>
+                    <a:blip r:embed="rId13"/>
+                    <a:stretch>
+                      <a:fillRect/>
+                    </a:stretch>
+                  </pic:blipFill>
+                  <pic:spPr>
+                    <a:xfrm>
+                      <a:off x="0" y="0"/>
+                      <a:ext cx="5648325" cy="8546465"/>
+                    </a:xfrm>
+                    <a:prstGeom prst="rect">
+                      <a:avLst/>
+                    </a:prstGeom>
+                  </pic:spPr>
+                </pic:pic>
+              </a:graphicData>
+            </a:graphic>
+          </wp:inline>
+        </w:drawing>
       </w:r>
     </w:p>
     <w:p>
@@ -1097,7 +1287,7 @@
           <w:lang w:val="es-ES"/>
         </w:rPr>
         <w:lastRenderedPageBreak/>
-        <w:t>Ejercicio 8. Gestión de inventario</w:t>
+        <w:t>Ejercicio 7. Análisis de palabras</w:t>
       </w:r>
     </w:p>
     <w:p>
@@ -1110,7 +1300,7 @@
         <w:rPr>
           <w:lang w:val="es-ES"/>
         </w:rPr>
-        <w:t>Representa un inventario como una lista de diccionarios con nombre, precio y stock. Crea funciones para añadir productos, buscar por nombre, calcular el valor total del inventario y listar productos con stock bajo.</w:t>
+        <w:t>Pide una frase y muestra: número de palabras, conjunto de palabras únicas, palabra más larga y frecuencia de cada palabra.</w:t>
       </w:r>
     </w:p>
     <w:p>
@@ -1130,55 +1320,81 @@
         <w:rPr>
           <w:lang w:val="es-ES"/>
         </w:rPr>
-        <w:t>Considera stock bajo cuando sea menor que 5.</w:t>
+        <w:t>Ignora signos de puntuación básicos y no distingas mayúsculas de minúsculas.</w:t>
       </w:r>
     </w:p>
     <w:p>
       <w:pPr>
-        <w:pStyle w:val="Ttulo1"/>
-        <w:rPr>
-          <w:lang w:val="es-ES"/>
-        </w:rPr>
-      </w:pPr>
-      <w:r>
-        <w:rPr>
-          <w:lang w:val="es-ES"/>
-        </w:rPr>
-        <w:t>Bloque 3 · Cadenas, ficheros y gestión de errores</w:t>
+        <w:rPr>
+          <w:lang w:val="es-ES"/>
+        </w:rPr>
+      </w:pPr>
+      <w:r>
+        <w:rPr>
+          <w:lang w:val="es-ES"/>
+        </w:rPr>
+        <w:drawing>
+          <wp:inline distT="0" distB="0" distL="0" distR="0" wp14:anchorId="247EBFAA" wp14:editId="00BA61C9">
+            <wp:extent cx="6499225" cy="5380355"/>
+            <wp:effectExtent l="0" t="0" r="0" b="0"/>
+            <wp:docPr id="1340858361" name="Imagen 1"/>
+            <wp:cNvGraphicFramePr>
+              <a:graphicFrameLocks xmlns:a="http://schemas.openxmlformats.org/drawingml/2006/main" noChangeAspect="1"/>
+            </wp:cNvGraphicFramePr>
+            <a:graphic xmlns:a="http://schemas.openxmlformats.org/drawingml/2006/main">
+              <a:graphicData uri="http://schemas.openxmlformats.org/drawingml/2006/picture">
+                <pic:pic xmlns:pic="http://schemas.openxmlformats.org/drawingml/2006/picture">
+                  <pic:nvPicPr>
+                    <pic:cNvPr id="1340858361" name=""/>
+                    <pic:cNvPicPr/>
+                  </pic:nvPicPr>
+                  <pic:blipFill>
+                    <a:blip r:embed="rId14"/>
+                    <a:stretch>
+                      <a:fillRect/>
+                    </a:stretch>
+                  </pic:blipFill>
+                  <pic:spPr>
+                    <a:xfrm>
+                      <a:off x="0" y="0"/>
+                      <a:ext cx="6499225" cy="5380355"/>
+                    </a:xfrm>
+                    <a:prstGeom prst="rect">
+                      <a:avLst/>
+                    </a:prstGeom>
+                  </pic:spPr>
+                </pic:pic>
+              </a:graphicData>
+            </a:graphic>
+          </wp:inline>
+        </w:drawing>
       </w:r>
     </w:p>
     <w:p>
       <w:pPr>
-        <w:rPr>
-          <w:lang w:val="es-ES"/>
-        </w:rPr>
-      </w:pPr>
-      <w:r>
-        <w:rPr>
-          <w:b/>
-          <w:lang w:val="es-ES"/>
-        </w:rPr>
-        <w:t xml:space="preserve">Objetivo: </w:t>
-      </w:r>
-      <w:r>
-        <w:rPr>
-          <w:lang w:val="es-ES"/>
-        </w:rPr>
-        <w:t>Consolidar el trabajo con texto, archivos y control de excepciones.</w:t>
+        <w:pStyle w:val="Ttulo2"/>
+        <w:rPr>
+          <w:lang w:val="es-ES"/>
+        </w:rPr>
+      </w:pPr>
+      <w:r>
+        <w:rPr>
+          <w:lang w:val="es-ES"/>
+        </w:rPr>
+        <w:t>Ejercicio 8. Gestión de inventario</w:t>
       </w:r>
     </w:p>
     <w:p>
       <w:pPr>
-        <w:pStyle w:val="Ttulo2"/>
-        <w:rPr>
-          <w:lang w:val="es-ES"/>
-        </w:rPr>
-      </w:pPr>
-      <w:r>
-        <w:rPr>
-          <w:lang w:val="es-ES"/>
-        </w:rPr>
-        <w:t>Ejercicio 9. Contador de líneas y palabras</w:t>
+        <w:rPr>
+          <w:lang w:val="es-ES"/>
+        </w:rPr>
+      </w:pPr>
+      <w:r>
+        <w:rPr>
+          <w:lang w:val="es-ES"/>
+        </w:rPr>
+        <w:t>Representa un inventario como una lista de diccionarios con nombre, precio y stock. Crea funciones para añadir productos, buscar por nombre, calcular el valor total del inventario y listar productos con stock bajo.</w:t>
       </w:r>
     </w:p>
     <w:p>
@@ -1189,9 +1405,16 @@
       </w:pPr>
       <w:r>
         <w:rPr>
-          <w:lang w:val="es-ES"/>
-        </w:rPr>
-        <w:t>Lee un archivo de texto y muestra cuántas líneas, palabras y caracteres contiene.</w:t>
+          <w:b/>
+          <w:lang w:val="es-ES"/>
+        </w:rPr>
+        <w:t xml:space="preserve">Ampliación: </w:t>
+      </w:r>
+      <w:r>
+        <w:rPr>
+          <w:lang w:val="es-ES"/>
+        </w:rPr>
+        <w:t>Considera stock bajo cuando sea menor que 5.</w:t>
       </w:r>
     </w:p>
     <w:p>
@@ -1200,32 +1423,19 @@
           <w:lang w:val="es-ES"/>
         </w:rPr>
       </w:pPr>
-      <w:r>
-        <w:rPr>
-          <w:b/>
-          <w:lang w:val="es-ES"/>
-        </w:rPr>
-        <w:t xml:space="preserve">Ampliación: </w:t>
-      </w:r>
-      <w:r>
-        <w:rPr>
-          <w:lang w:val="es-ES"/>
-        </w:rPr>
-        <w:t>Gestiona el caso en que el archivo no exista.</w:t>
-      </w:r>
     </w:p>
     <w:p>
       <w:pPr>
-        <w:pStyle w:val="Ttulo2"/>
-        <w:rPr>
-          <w:lang w:val="es-ES"/>
-        </w:rPr>
-      </w:pPr>
-      <w:r>
-        <w:rPr>
-          <w:lang w:val="es-ES"/>
-        </w:rPr>
-        <w:t>Ejercicio 10. Registro de alumnos en CSV</w:t>
+        <w:pStyle w:val="Ttulo1"/>
+        <w:rPr>
+          <w:lang w:val="es-ES"/>
+        </w:rPr>
+      </w:pPr>
+      <w:r>
+        <w:rPr>
+          <w:lang w:val="es-ES"/>
+        </w:rPr>
+        <w:t>Bloque 3 · Cadenas, ficheros y gestión de errores</w:t>
       </w:r>
     </w:p>
     <w:p>
@@ -1236,43 +1446,44 @@
       </w:pPr>
       <w:r>
         <w:rPr>
-          <w:lang w:val="es-ES"/>
-        </w:rPr>
-        <w:t>Guarda en un archivo CSV una lista de alumnos con nombre, edad y nota. Después lee el archivo y calcula la nota media.</w:t>
+          <w:b/>
+          <w:lang w:val="es-ES"/>
+        </w:rPr>
+        <w:t xml:space="preserve">Objetivo: </w:t>
+      </w:r>
+      <w:r>
+        <w:rPr>
+          <w:lang w:val="es-ES"/>
+        </w:rPr>
+        <w:t>Consolidar el trabajo con texto, archivos y control de excepciones.</w:t>
       </w:r>
     </w:p>
     <w:p>
       <w:pPr>
-        <w:rPr>
-          <w:lang w:val="es-ES"/>
-        </w:rPr>
-      </w:pPr>
-      <w:r>
-        <w:rPr>
-          <w:b/>
-          <w:lang w:val="es-ES"/>
-        </w:rPr>
-        <w:t xml:space="preserve">Ampliación: </w:t>
-      </w:r>
-      <w:r>
-        <w:rPr>
-          <w:lang w:val="es-ES"/>
-        </w:rPr>
-        <w:t>Usa el módulo csv.</w:t>
+        <w:pStyle w:val="Ttulo2"/>
+        <w:rPr>
+          <w:lang w:val="es-ES"/>
+        </w:rPr>
+      </w:pPr>
+      <w:r>
+        <w:rPr>
+          <w:lang w:val="es-ES"/>
+        </w:rPr>
+        <w:lastRenderedPageBreak/>
+        <w:t>Ejercicio 9. Contador de líneas y palabras</w:t>
       </w:r>
     </w:p>
     <w:p>
       <w:pPr>
-        <w:pStyle w:val="Ttulo2"/>
-        <w:rPr>
-          <w:lang w:val="es-ES"/>
-        </w:rPr>
-      </w:pPr>
-      <w:r>
-        <w:rPr>
-          <w:lang w:val="es-ES"/>
-        </w:rPr>
-        <w:t>Ejercicio 11. Validador de contraseñas</w:t>
+        <w:rPr>
+          <w:lang w:val="es-ES"/>
+        </w:rPr>
+      </w:pPr>
+      <w:r>
+        <w:rPr>
+          <w:lang w:val="es-ES"/>
+        </w:rPr>
+        <w:t>Lee un archivo de texto y muestra cuántas líneas, palabras y caracteres contiene.</w:t>
       </w:r>
     </w:p>
     <w:p>
@@ -1283,43 +1494,43 @@
       </w:pPr>
       <w:r>
         <w:rPr>
-          <w:lang w:val="es-ES"/>
-        </w:rPr>
-        <w:t>Crea una función que reciba una contraseña y verifique si cumple estas reglas: al menos 8 caracteres, una mayúscula, una minúscula, un dígito y un carácter especial.</w:t>
+          <w:b/>
+          <w:lang w:val="es-ES"/>
+        </w:rPr>
+        <w:t xml:space="preserve">Ampliación: </w:t>
+      </w:r>
+      <w:r>
+        <w:rPr>
+          <w:lang w:val="es-ES"/>
+        </w:rPr>
+        <w:t>Gestiona el caso en que el archivo no exista.</w:t>
       </w:r>
     </w:p>
     <w:p>
       <w:pPr>
-        <w:rPr>
-          <w:lang w:val="es-ES"/>
-        </w:rPr>
-      </w:pPr>
-      <w:r>
-        <w:rPr>
-          <w:b/>
-          <w:lang w:val="es-ES"/>
-        </w:rPr>
-        <w:t xml:space="preserve">Ampliación: </w:t>
-      </w:r>
-      <w:r>
-        <w:rPr>
-          <w:lang w:val="es-ES"/>
-        </w:rPr>
-        <w:t>Devuelve también una lista con los errores encontrados.</w:t>
+        <w:pStyle w:val="Ttulo2"/>
+        <w:rPr>
+          <w:lang w:val="es-ES"/>
+        </w:rPr>
+      </w:pPr>
+      <w:r>
+        <w:rPr>
+          <w:lang w:val="es-ES"/>
+        </w:rPr>
+        <w:t>Ejercicio 10. Registro de alumnos en CSV</w:t>
       </w:r>
     </w:p>
     <w:p>
       <w:pPr>
-        <w:pStyle w:val="Ttulo2"/>
-        <w:rPr>
-          <w:lang w:val="es-ES"/>
-        </w:rPr>
-      </w:pPr>
-      <w:r>
-        <w:rPr>
-          <w:lang w:val="es-ES"/>
-        </w:rPr>
-        <w:t>Ejercicio 12. Conversor robusto de números</w:t>
+        <w:rPr>
+          <w:lang w:val="es-ES"/>
+        </w:rPr>
+      </w:pPr>
+      <w:r>
+        <w:rPr>
+          <w:lang w:val="es-ES"/>
+        </w:rPr>
+        <w:t>Guarda en un archivo CSV una lista de alumnos con nombre, edad y nota. Después lee el archivo y calcula la nota media.</w:t>
       </w:r>
     </w:p>
     <w:p>
@@ -1330,43 +1541,57 @@
       </w:pPr>
       <w:r>
         <w:rPr>
-          <w:lang w:val="es-ES"/>
-        </w:rPr>
-        <w:t>Pide repetidamente números enteros al usuario hasta que escriba fin. Guarda los válidos en una lista e ignora los valores no convertibles mostrando un mensaje.</w:t>
+          <w:b/>
+          <w:lang w:val="es-ES"/>
+        </w:rPr>
+        <w:t xml:space="preserve">Ampliación: </w:t>
+      </w:r>
+      <w:r>
+        <w:rPr>
+          <w:lang w:val="es-ES"/>
+        </w:rPr>
+        <w:t xml:space="preserve">Usa el módulo </w:t>
+      </w:r>
+      <w:proofErr w:type="spellStart"/>
+      <w:r>
+        <w:rPr>
+          <w:lang w:val="es-ES"/>
+        </w:rPr>
+        <w:t>csv</w:t>
+      </w:r>
+      <w:proofErr w:type="spellEnd"/>
+      <w:r>
+        <w:rPr>
+          <w:lang w:val="es-ES"/>
+        </w:rPr>
+        <w:t>.</w:t>
       </w:r>
     </w:p>
     <w:p>
       <w:pPr>
-        <w:rPr>
-          <w:lang w:val="es-ES"/>
-        </w:rPr>
-      </w:pPr>
-      <w:r>
-        <w:rPr>
-          <w:b/>
-          <w:lang w:val="es-ES"/>
-        </w:rPr>
-        <w:t xml:space="preserve">Ampliación: </w:t>
-      </w:r>
-      <w:r>
-        <w:rPr>
-          <w:lang w:val="es-ES"/>
-        </w:rPr>
-        <w:t>Al terminar, muestra la suma y la media de los números válidos.</w:t>
+        <w:pStyle w:val="Ttulo2"/>
+        <w:rPr>
+          <w:lang w:val="es-ES"/>
+        </w:rPr>
+      </w:pPr>
+      <w:r>
+        <w:rPr>
+          <w:lang w:val="es-ES"/>
+        </w:rPr>
+        <w:t>Ejercicio 11. Validador de contraseñas</w:t>
       </w:r>
     </w:p>
     <w:p>
       <w:pPr>
-        <w:pStyle w:val="Ttulo1"/>
-        <w:rPr>
-          <w:lang w:val="es-ES"/>
-        </w:rPr>
-      </w:pPr>
-      <w:r>
-        <w:rPr>
-          <w:lang w:val="es-ES"/>
-        </w:rPr>
-        <w:t>Bloque 4 · Programación orientada a objetos</w:t>
+        <w:rPr>
+          <w:lang w:val="es-ES"/>
+        </w:rPr>
+      </w:pPr>
+      <w:r>
+        <w:rPr>
+          <w:lang w:val="es-ES"/>
+        </w:rPr>
+        <w:t>Crea una función que reciba una contraseña y verifique si cumple estas reglas: al menos 8 caracteres, una mayúscula, una minúscula, un dígito y un carácter especial.</w:t>
       </w:r>
     </w:p>
     <w:p>
@@ -1380,13 +1605,13 @@
           <w:b/>
           <w:lang w:val="es-ES"/>
         </w:rPr>
-        <w:t xml:space="preserve">Objetivo: </w:t>
-      </w:r>
-      <w:r>
-        <w:rPr>
-          <w:lang w:val="es-ES"/>
-        </w:rPr>
-        <w:t>Practicar clases, encapsulación, composición, herencia y métodos especiales.</w:t>
+        <w:t xml:space="preserve">Ampliación: </w:t>
+      </w:r>
+      <w:r>
+        <w:rPr>
+          <w:lang w:val="es-ES"/>
+        </w:rPr>
+        <w:t>Devuelve también una lista con los errores encontrados.</w:t>
       </w:r>
     </w:p>
     <w:p>
@@ -1400,7 +1625,7 @@
         <w:rPr>
           <w:lang w:val="es-ES"/>
         </w:rPr>
-        <w:t>Ejercicio 13. Clase CuentaBancaria</w:t>
+        <w:t>Ejercicio 12. Conversor robusto de números</w:t>
       </w:r>
     </w:p>
     <w:p>
@@ -1413,7 +1638,7 @@
         <w:rPr>
           <w:lang w:val="es-ES"/>
         </w:rPr>
-        <w:t>Crea una clase CuentaBancaria con titular y saldo. Añade métodos ingresar, retirar y mostrar_saldo. Evita retirar más dinero del disponible.</w:t>
+        <w:t>Pide repetidamente números enteros al usuario hasta que escriba fin. Guarda los válidos en una lista e ignora los valores no convertibles mostrando un mensaje.</w:t>
       </w:r>
     </w:p>
     <w:p>
@@ -1433,21 +1658,21 @@
         <w:rPr>
           <w:lang w:val="es-ES"/>
         </w:rPr>
-        <w:t>Añade un método transferir a otra cuenta.</w:t>
+        <w:t>Al terminar, muestra la suma y la media de los números válidos.</w:t>
       </w:r>
     </w:p>
     <w:p>
       <w:pPr>
-        <w:pStyle w:val="Ttulo2"/>
-        <w:rPr>
-          <w:lang w:val="es-ES"/>
-        </w:rPr>
-      </w:pPr>
-      <w:r>
-        <w:rPr>
-          <w:lang w:val="es-ES"/>
-        </w:rPr>
-        <w:t>Ejercicio 14. Sistema de biblioteca</w:t>
+        <w:pStyle w:val="Ttulo1"/>
+        <w:rPr>
+          <w:lang w:val="es-ES"/>
+        </w:rPr>
+      </w:pPr>
+      <w:r>
+        <w:rPr>
+          <w:lang w:val="es-ES"/>
+        </w:rPr>
+        <w:t>Bloque 4 · Programación orientada a objetos</w:t>
       </w:r>
     </w:p>
     <w:p>
@@ -1458,44 +1683,79 @@
       </w:pPr>
       <w:r>
         <w:rPr>
-          <w:lang w:val="es-ES"/>
-        </w:rPr>
-        <w:t>Modela las clases Libro, Usuario y Biblioteca. La biblioteca debe poder prestar y devolver libros.</w:t>
+          <w:b/>
+          <w:lang w:val="es-ES"/>
+        </w:rPr>
+        <w:t xml:space="preserve">Objetivo: </w:t>
+      </w:r>
+      <w:r>
+        <w:rPr>
+          <w:lang w:val="es-ES"/>
+        </w:rPr>
+        <w:t>Practicar clases, encapsulación, composición, herencia y métodos especiales.</w:t>
       </w:r>
     </w:p>
     <w:p>
       <w:pPr>
-        <w:rPr>
-          <w:lang w:val="es-ES"/>
-        </w:rPr>
-      </w:pPr>
-      <w:r>
-        <w:rPr>
-          <w:b/>
-          <w:lang w:val="es-ES"/>
-        </w:rPr>
-        <w:t xml:space="preserve">Ampliación: </w:t>
-      </w:r>
-      <w:r>
-        <w:rPr>
-          <w:lang w:val="es-ES"/>
-        </w:rPr>
-        <w:t>No permitas prestar un libro que ya esté prestado.</w:t>
-      </w:r>
+        <w:pStyle w:val="Ttulo2"/>
+        <w:rPr>
+          <w:lang w:val="es-ES"/>
+        </w:rPr>
+      </w:pPr>
+      <w:r>
+        <w:rPr>
+          <w:lang w:val="es-ES"/>
+        </w:rPr>
+        <w:t xml:space="preserve">Ejercicio 13. Clase </w:t>
+      </w:r>
+      <w:proofErr w:type="spellStart"/>
+      <w:r>
+        <w:rPr>
+          <w:lang w:val="es-ES"/>
+        </w:rPr>
+        <w:t>CuentaBancaria</w:t>
+      </w:r>
+      <w:proofErr w:type="spellEnd"/>
     </w:p>
     <w:p>
       <w:pPr>
-        <w:pStyle w:val="Ttulo2"/>
-        <w:rPr>
-          <w:lang w:val="es-ES"/>
-        </w:rPr>
-      </w:pPr>
-      <w:r>
-        <w:rPr>
-          <w:lang w:val="es-ES"/>
-        </w:rPr>
-        <w:lastRenderedPageBreak/>
-        <w:t>Ejercicio 15. Jerarquía de empleados</w:t>
+        <w:rPr>
+          <w:lang w:val="es-ES"/>
+        </w:rPr>
+      </w:pPr>
+      <w:r>
+        <w:rPr>
+          <w:lang w:val="es-ES"/>
+        </w:rPr>
+        <w:t xml:space="preserve">Crea una clase </w:t>
+      </w:r>
+      <w:proofErr w:type="spellStart"/>
+      <w:r>
+        <w:rPr>
+          <w:lang w:val="es-ES"/>
+        </w:rPr>
+        <w:t>CuentaBancaria</w:t>
+      </w:r>
+      <w:proofErr w:type="spellEnd"/>
+      <w:r>
+        <w:rPr>
+          <w:lang w:val="es-ES"/>
+        </w:rPr>
+        <w:t xml:space="preserve"> con titular y saldo. Añade métodos ingresar, retirar y </w:t>
+      </w:r>
+      <w:proofErr w:type="spellStart"/>
+      <w:r>
+        <w:rPr>
+          <w:lang w:val="es-ES"/>
+        </w:rPr>
+        <w:t>mostrar_saldo</w:t>
+      </w:r>
+      <w:proofErr w:type="spellEnd"/>
+      <w:r>
+        <w:rPr>
+          <w:lang w:val="es-ES"/>
+        </w:rPr>
+        <w:t>. Evita retirar más dinero del disponible.</w:t>
       </w:r>
     </w:p>
     <w:p>
@@ -1506,43 +1766,43 @@
       </w:pPr>
       <w:r>
         <w:rPr>
-          <w:lang w:val="es-ES"/>
-        </w:rPr>
-        <w:t>Crea una clase base Empleado con nombre y salario base. Después crea las subclases Programador y Diseñador. Cada una debe redefinir un método calcular_salario según sus complementos.</w:t>
+          <w:b/>
+          <w:lang w:val="es-ES"/>
+        </w:rPr>
+        <w:t xml:space="preserve">Ampliación: </w:t>
+      </w:r>
+      <w:r>
+        <w:rPr>
+          <w:lang w:val="es-ES"/>
+        </w:rPr>
+        <w:t>Añade un método transferir a otra cuenta.</w:t>
       </w:r>
     </w:p>
     <w:p>
       <w:pPr>
-        <w:rPr>
-          <w:lang w:val="es-ES"/>
-        </w:rPr>
-      </w:pPr>
-      <w:r>
-        <w:rPr>
-          <w:b/>
-          <w:lang w:val="es-ES"/>
-        </w:rPr>
-        <w:t xml:space="preserve">Ampliación: </w:t>
-      </w:r>
-      <w:r>
-        <w:rPr>
-          <w:lang w:val="es-ES"/>
-        </w:rPr>
-        <w:t>Incluye un método __str__ para imprimir la información del empleado.</w:t>
+        <w:pStyle w:val="Ttulo2"/>
+        <w:rPr>
+          <w:lang w:val="es-ES"/>
+        </w:rPr>
+      </w:pPr>
+      <w:r>
+        <w:rPr>
+          <w:lang w:val="es-ES"/>
+        </w:rPr>
+        <w:t>Ejercicio 14. Sistema de biblioteca</w:t>
       </w:r>
     </w:p>
     <w:p>
       <w:pPr>
-        <w:pStyle w:val="Ttulo2"/>
-        <w:rPr>
-          <w:lang w:val="es-ES"/>
-        </w:rPr>
-      </w:pPr>
-      <w:r>
-        <w:rPr>
-          <w:lang w:val="es-ES"/>
-        </w:rPr>
-        <w:t>Ejercicio 16. Carrito de compra con clases</w:t>
+        <w:rPr>
+          <w:lang w:val="es-ES"/>
+        </w:rPr>
+      </w:pPr>
+      <w:r>
+        <w:rPr>
+          <w:lang w:val="es-ES"/>
+        </w:rPr>
+        <w:t>Modela las clases Libro, Usuario y Biblioteca. La biblioteca debe poder prestar y devolver libros.</w:t>
       </w:r>
     </w:p>
     <w:p>
@@ -1553,43 +1813,57 @@
       </w:pPr>
       <w:r>
         <w:rPr>
-          <w:lang w:val="es-ES"/>
-        </w:rPr>
-        <w:t>Crea una clase Producto y una clase Carrito. El carrito debe permitir añadir productos, eliminar productos, calcular el total y mostrar un resumen.</w:t>
+          <w:b/>
+          <w:lang w:val="es-ES"/>
+        </w:rPr>
+        <w:t xml:space="preserve">Ampliación: </w:t>
+      </w:r>
+      <w:r>
+        <w:rPr>
+          <w:lang w:val="es-ES"/>
+        </w:rPr>
+        <w:t>No permitas prestar un libro que ya esté prestado.</w:t>
       </w:r>
     </w:p>
     <w:p>
       <w:pPr>
-        <w:rPr>
-          <w:lang w:val="es-ES"/>
-        </w:rPr>
-      </w:pPr>
-      <w:r>
-        <w:rPr>
-          <w:b/>
-          <w:lang w:val="es-ES"/>
-        </w:rPr>
-        <w:t xml:space="preserve">Ampliación: </w:t>
-      </w:r>
-      <w:r>
-        <w:rPr>
-          <w:lang w:val="es-ES"/>
-        </w:rPr>
-        <w:t>Implementa __len__ para saber cuántos productos contiene.</w:t>
+        <w:pStyle w:val="Ttulo2"/>
+        <w:rPr>
+          <w:lang w:val="es-ES"/>
+        </w:rPr>
+      </w:pPr>
+      <w:r>
+        <w:rPr>
+          <w:lang w:val="es-ES"/>
+        </w:rPr>
+        <w:t>Ejercicio 15. Jerarquía de empleados</w:t>
       </w:r>
     </w:p>
     <w:p>
       <w:pPr>
-        <w:pStyle w:val="Ttulo1"/>
-        <w:rPr>
-          <w:lang w:val="es-ES"/>
-        </w:rPr>
-      </w:pPr>
-      <w:r>
-        <w:rPr>
-          <w:lang w:val="es-ES"/>
-        </w:rPr>
-        <w:t>Bloque 5 · Módulos, fechas y utilidades</w:t>
+        <w:rPr>
+          <w:lang w:val="es-ES"/>
+        </w:rPr>
+      </w:pPr>
+      <w:r>
+        <w:rPr>
+          <w:lang w:val="es-ES"/>
+        </w:rPr>
+        <w:t xml:space="preserve">Crea una clase base Empleado con nombre y salario base. Después crea las subclases Programador y Diseñador. Cada una debe redefinir un método </w:t>
+      </w:r>
+      <w:proofErr w:type="spellStart"/>
+      <w:r>
+        <w:rPr>
+          <w:lang w:val="es-ES"/>
+        </w:rPr>
+        <w:t>calcular_salario</w:t>
+      </w:r>
+      <w:proofErr w:type="spellEnd"/>
+      <w:r>
+        <w:rPr>
+          <w:lang w:val="es-ES"/>
+        </w:rPr>
+        <w:t xml:space="preserve"> según sus complementos.</w:t>
       </w:r>
     </w:p>
     <w:p>
@@ -1603,13 +1877,27 @@
           <w:b/>
           <w:lang w:val="es-ES"/>
         </w:rPr>
-        <w:t xml:space="preserve">Objetivo: </w:t>
-      </w:r>
-      <w:r>
-        <w:rPr>
-          <w:lang w:val="es-ES"/>
-        </w:rPr>
-        <w:t>Integrar librerías estándar habituales para ejercicios de repaso realistas.</w:t>
+        <w:t xml:space="preserve">Ampliación: </w:t>
+      </w:r>
+      <w:r>
+        <w:rPr>
+          <w:lang w:val="es-ES"/>
+        </w:rPr>
+        <w:t>Incluye un método __</w:t>
+      </w:r>
+      <w:proofErr w:type="spellStart"/>
+      <w:r>
+        <w:rPr>
+          <w:lang w:val="es-ES"/>
+        </w:rPr>
+        <w:t>str</w:t>
+      </w:r>
+      <w:proofErr w:type="spellEnd"/>
+      <w:r>
+        <w:rPr>
+          <w:lang w:val="es-ES"/>
+        </w:rPr>
+        <w:t>__ para imprimir la información del empleado.</w:t>
       </w:r>
     </w:p>
     <w:p>
@@ -1623,7 +1911,7 @@
         <w:rPr>
           <w:lang w:val="es-ES"/>
         </w:rPr>
-        <w:t>Ejercicio 17. Gestor de tareas con fechas</w:t>
+        <w:t>Ejercicio 16. Carrito de compra con clases</w:t>
       </w:r>
     </w:p>
     <w:p>
@@ -1636,7 +1924,7 @@
         <w:rPr>
           <w:lang w:val="es-ES"/>
         </w:rPr>
-        <w:t>Crea una estructura para guardar tareas con descripción y fecha límite. Muestra cuáles están vencidas y cuáles vencen en los próximos 7 días.</w:t>
+        <w:t>Crea una clase Producto y una clase Carrito. El carrito debe permitir añadir productos, eliminar productos, calcular el total y mostrar un resumen.</w:t>
       </w:r>
     </w:p>
     <w:p>
@@ -1656,21 +1944,36 @@
         <w:rPr>
           <w:lang w:val="es-ES"/>
         </w:rPr>
-        <w:t>Usa datetime.</w:t>
+        <w:t>Implementa __</w:t>
+      </w:r>
+      <w:proofErr w:type="spellStart"/>
+      <w:r>
+        <w:rPr>
+          <w:lang w:val="es-ES"/>
+        </w:rPr>
+        <w:t>len</w:t>
+      </w:r>
+      <w:proofErr w:type="spellEnd"/>
+      <w:r>
+        <w:rPr>
+          <w:lang w:val="es-ES"/>
+        </w:rPr>
+        <w:t>__ para saber cuántos productos contiene.</w:t>
       </w:r>
     </w:p>
     <w:p>
       <w:pPr>
-        <w:pStyle w:val="Ttulo2"/>
-        <w:rPr>
-          <w:lang w:val="es-ES"/>
-        </w:rPr>
-      </w:pPr>
-      <w:r>
-        <w:rPr>
-          <w:lang w:val="es-ES"/>
-        </w:rPr>
-        <w:t>Ejercicio 18. Buscador de patrones</w:t>
+        <w:pStyle w:val="Ttulo1"/>
+        <w:rPr>
+          <w:lang w:val="es-ES"/>
+        </w:rPr>
+      </w:pPr>
+      <w:r>
+        <w:rPr>
+          <w:lang w:val="es-ES"/>
+        </w:rPr>
+        <w:lastRenderedPageBreak/>
+        <w:t>Bloque 5 · Módulos, fechas y utilidades</w:t>
       </w:r>
     </w:p>
     <w:p>
@@ -1681,43 +1984,43 @@
       </w:pPr>
       <w:r>
         <w:rPr>
-          <w:lang w:val="es-ES"/>
-        </w:rPr>
-        <w:t>Pide un texto y extrae todos los correos electrónicos válidos que aparezcan en él.</w:t>
+          <w:b/>
+          <w:lang w:val="es-ES"/>
+        </w:rPr>
+        <w:t xml:space="preserve">Objetivo: </w:t>
+      </w:r>
+      <w:r>
+        <w:rPr>
+          <w:lang w:val="es-ES"/>
+        </w:rPr>
+        <w:t>Integrar librerías estándar habituales para ejercicios de repaso realistas.</w:t>
       </w:r>
     </w:p>
     <w:p>
       <w:pPr>
-        <w:rPr>
-          <w:lang w:val="es-ES"/>
-        </w:rPr>
-      </w:pPr>
-      <w:r>
-        <w:rPr>
-          <w:b/>
-          <w:lang w:val="es-ES"/>
-        </w:rPr>
-        <w:t xml:space="preserve">Ampliación: </w:t>
-      </w:r>
-      <w:r>
-        <w:rPr>
-          <w:lang w:val="es-ES"/>
-        </w:rPr>
-        <w:t>Usa expresiones regulares.</w:t>
+        <w:pStyle w:val="Ttulo2"/>
+        <w:rPr>
+          <w:lang w:val="es-ES"/>
+        </w:rPr>
+      </w:pPr>
+      <w:r>
+        <w:rPr>
+          <w:lang w:val="es-ES"/>
+        </w:rPr>
+        <w:t>Ejercicio 17. Gestor de tareas con fechas</w:t>
       </w:r>
     </w:p>
     <w:p>
       <w:pPr>
-        <w:pStyle w:val="Ttulo2"/>
-        <w:rPr>
-          <w:lang w:val="es-ES"/>
-        </w:rPr>
-      </w:pPr>
-      <w:r>
-        <w:rPr>
-          <w:lang w:val="es-ES"/>
-        </w:rPr>
-        <w:t>Ejercicio 19. Lanzador de dados</w:t>
+        <w:rPr>
+          <w:lang w:val="es-ES"/>
+        </w:rPr>
+      </w:pPr>
+      <w:r>
+        <w:rPr>
+          <w:lang w:val="es-ES"/>
+        </w:rPr>
+        <w:t>Crea una estructura para guardar tareas con descripción y fecha límite. Muestra cuáles están vencidas y cuáles vencen en los próximos 7 días.</w:t>
       </w:r>
     </w:p>
     <w:p>
@@ -1728,43 +2031,57 @@
       </w:pPr>
       <w:r>
         <w:rPr>
-          <w:lang w:val="es-ES"/>
-        </w:rPr>
-        <w:t>Simula 1000 lanzamientos de dos dados y muestra cuántas veces aparece cada suma.</w:t>
+          <w:b/>
+          <w:lang w:val="es-ES"/>
+        </w:rPr>
+        <w:t xml:space="preserve">Ampliación: </w:t>
+      </w:r>
+      <w:r>
+        <w:rPr>
+          <w:lang w:val="es-ES"/>
+        </w:rPr>
+        <w:t xml:space="preserve">Usa </w:t>
+      </w:r>
+      <w:proofErr w:type="spellStart"/>
+      <w:r>
+        <w:rPr>
+          <w:lang w:val="es-ES"/>
+        </w:rPr>
+        <w:t>datetime</w:t>
+      </w:r>
+      <w:proofErr w:type="spellEnd"/>
+      <w:r>
+        <w:rPr>
+          <w:lang w:val="es-ES"/>
+        </w:rPr>
+        <w:t>.</w:t>
       </w:r>
     </w:p>
     <w:p>
       <w:pPr>
-        <w:rPr>
-          <w:lang w:val="es-ES"/>
-        </w:rPr>
-      </w:pPr>
-      <w:r>
-        <w:rPr>
-          <w:b/>
-          <w:lang w:val="es-ES"/>
-        </w:rPr>
-        <w:t xml:space="preserve">Ampliación: </w:t>
-      </w:r>
-      <w:r>
-        <w:rPr>
-          <w:lang w:val="es-ES"/>
-        </w:rPr>
-        <w:t>Usa random y una estructura adecuada para contar frecuencias.</w:t>
+        <w:pStyle w:val="Ttulo2"/>
+        <w:rPr>
+          <w:lang w:val="es-ES"/>
+        </w:rPr>
+      </w:pPr>
+      <w:r>
+        <w:rPr>
+          <w:lang w:val="es-ES"/>
+        </w:rPr>
+        <w:t>Ejercicio 18. Buscador de patrones</w:t>
       </w:r>
     </w:p>
     <w:p>
       <w:pPr>
-        <w:pStyle w:val="Ttulo2"/>
-        <w:rPr>
-          <w:lang w:val="es-ES"/>
-        </w:rPr>
-      </w:pPr>
-      <w:r>
-        <w:rPr>
-          <w:lang w:val="es-ES"/>
-        </w:rPr>
-        <w:t>Ejercicio 20. Mini módulo matemático</w:t>
+        <w:rPr>
+          <w:lang w:val="es-ES"/>
+        </w:rPr>
+      </w:pPr>
+      <w:r>
+        <w:rPr>
+          <w:lang w:val="es-ES"/>
+        </w:rPr>
+        <w:t>Pide un texto y extrae todos los correos electrónicos válidos que aparezcan en él.</w:t>
       </w:r>
     </w:p>
     <w:p>
@@ -1775,43 +2092,43 @@
       </w:pPr>
       <w:r>
         <w:rPr>
-          <w:lang w:val="es-ES"/>
-        </w:rPr>
-        <w:t>Crea un archivo utilidades.py con funciones para calcular área de un círculo, perímetro de un rectángulo y conversión de grados a radianes. Luego impórtalo desde otro programa.</w:t>
+          <w:b/>
+          <w:lang w:val="es-ES"/>
+        </w:rPr>
+        <w:t xml:space="preserve">Ampliación: </w:t>
+      </w:r>
+      <w:r>
+        <w:rPr>
+          <w:lang w:val="es-ES"/>
+        </w:rPr>
+        <w:t>Usa expresiones regulares.</w:t>
       </w:r>
     </w:p>
     <w:p>
       <w:pPr>
-        <w:rPr>
-          <w:lang w:val="es-ES"/>
-        </w:rPr>
-      </w:pPr>
-      <w:r>
-        <w:rPr>
-          <w:b/>
-          <w:lang w:val="es-ES"/>
-        </w:rPr>
-        <w:t xml:space="preserve">Ampliación: </w:t>
-      </w:r>
-      <w:r>
-        <w:rPr>
-          <w:lang w:val="es-ES"/>
-        </w:rPr>
-        <w:t>Usa math.</w:t>
+        <w:pStyle w:val="Ttulo2"/>
+        <w:rPr>
+          <w:lang w:val="es-ES"/>
+        </w:rPr>
+      </w:pPr>
+      <w:r>
+        <w:rPr>
+          <w:lang w:val="es-ES"/>
+        </w:rPr>
+        <w:t>Ejercicio 19. Lanzador de dados</w:t>
       </w:r>
     </w:p>
     <w:p>
       <w:pPr>
-        <w:pStyle w:val="Ttulo1"/>
-        <w:rPr>
-          <w:lang w:val="es-ES"/>
-        </w:rPr>
-      </w:pPr>
-      <w:r>
-        <w:rPr>
-          <w:lang w:val="es-ES"/>
-        </w:rPr>
-        <w:t>Bloque 6 · Bases de datos con SQLite</w:t>
+        <w:rPr>
+          <w:lang w:val="es-ES"/>
+        </w:rPr>
+      </w:pPr>
+      <w:r>
+        <w:rPr>
+          <w:lang w:val="es-ES"/>
+        </w:rPr>
+        <w:t>Simula 1000 lanzamientos de dos dados y muestra cuántas veces aparece cada suma.</w:t>
       </w:r>
     </w:p>
     <w:p>
@@ -1825,13 +2142,27 @@
           <w:b/>
           <w:lang w:val="es-ES"/>
         </w:rPr>
-        <w:t xml:space="preserve">Objetivo: </w:t>
-      </w:r>
-      <w:r>
-        <w:rPr>
-          <w:lang w:val="es-ES"/>
-        </w:rPr>
-        <w:t>Repasar conexión, creación de tablas, consultas y operaciones CRUD básicas.</w:t>
+        <w:t xml:space="preserve">Ampliación: </w:t>
+      </w:r>
+      <w:r>
+        <w:rPr>
+          <w:lang w:val="es-ES"/>
+        </w:rPr>
+        <w:t xml:space="preserve">Usa </w:t>
+      </w:r>
+      <w:proofErr w:type="spellStart"/>
+      <w:r>
+        <w:rPr>
+          <w:lang w:val="es-ES"/>
+        </w:rPr>
+        <w:t>random</w:t>
+      </w:r>
+      <w:proofErr w:type="spellEnd"/>
+      <w:r>
+        <w:rPr>
+          <w:lang w:val="es-ES"/>
+        </w:rPr>
+        <w:t xml:space="preserve"> y una estructura adecuada para contar frecuencias.</w:t>
       </w:r>
     </w:p>
     <w:p>
@@ -1845,7 +2176,7 @@
         <w:rPr>
           <w:lang w:val="es-ES"/>
         </w:rPr>
-        <w:t>Ejercicio 21. Crear una base de datos de alumnos</w:t>
+        <w:t>Ejercicio 20. Mini módulo matemático</w:t>
       </w:r>
     </w:p>
     <w:p>
@@ -1858,7 +2189,7 @@
         <w:rPr>
           <w:lang w:val="es-ES"/>
         </w:rPr>
-        <w:t>Con sqlite3, crea una base de datos llamada academia.db y una tabla alumnos con id, nombre, edad y nota.</w:t>
+        <w:t>Crea un archivo utilidades.py con funciones para calcular área de un círculo, perímetro de un rectángulo y conversión de grados a radianes. Luego impórtalo desde otro programa.</w:t>
       </w:r>
     </w:p>
     <w:p>
@@ -1878,21 +2209,35 @@
         <w:rPr>
           <w:lang w:val="es-ES"/>
         </w:rPr>
-        <w:t>Inserta al menos 5 registros de prueba.</w:t>
+        <w:t xml:space="preserve">Usa </w:t>
+      </w:r>
+      <w:proofErr w:type="spellStart"/>
+      <w:r>
+        <w:rPr>
+          <w:lang w:val="es-ES"/>
+        </w:rPr>
+        <w:t>math</w:t>
+      </w:r>
+      <w:proofErr w:type="spellEnd"/>
+      <w:r>
+        <w:rPr>
+          <w:lang w:val="es-ES"/>
+        </w:rPr>
+        <w:t>.</w:t>
       </w:r>
     </w:p>
     <w:p>
       <w:pPr>
-        <w:pStyle w:val="Ttulo2"/>
-        <w:rPr>
-          <w:lang w:val="es-ES"/>
-        </w:rPr>
-      </w:pPr>
-      <w:r>
-        <w:rPr>
-          <w:lang w:val="es-ES"/>
-        </w:rPr>
-        <w:t>Ejercicio 22. Consultas sobre alumnos</w:t>
+        <w:pStyle w:val="Ttulo1"/>
+        <w:rPr>
+          <w:lang w:val="es-ES"/>
+        </w:rPr>
+      </w:pPr>
+      <w:r>
+        <w:rPr>
+          <w:lang w:val="es-ES"/>
+        </w:rPr>
+        <w:t>Bloque 6 · Bases de datos con SQLite</w:t>
       </w:r>
     </w:p>
     <w:p>
@@ -1903,13 +2248,61 @@
       </w:pPr>
       <w:r>
         <w:rPr>
-          <w:lang w:val="es-ES"/>
-        </w:rPr>
-        <w:t>Recupera todos los alumnos, después muestra solo los que tengan nota mayor o igual que 8 y calcula la nota media.</w:t>
+          <w:b/>
+          <w:lang w:val="es-ES"/>
+        </w:rPr>
+        <w:t xml:space="preserve">Objetivo: </w:t>
+      </w:r>
+      <w:r>
+        <w:rPr>
+          <w:lang w:val="es-ES"/>
+        </w:rPr>
+        <w:t>Repasar conexión, creación de tablas, consultas y operaciones CRUD básicas.</w:t>
       </w:r>
     </w:p>
     <w:p>
       <w:pPr>
+        <w:pStyle w:val="Ttulo2"/>
+        <w:rPr>
+          <w:lang w:val="es-ES"/>
+        </w:rPr>
+      </w:pPr>
+      <w:r>
+        <w:rPr>
+          <w:lang w:val="es-ES"/>
+        </w:rPr>
+        <w:t>Ejercicio 21. Crear una base de datos de alumnos</w:t>
+      </w:r>
+    </w:p>
+    <w:p>
+      <w:pPr>
+        <w:rPr>
+          <w:lang w:val="es-ES"/>
+        </w:rPr>
+      </w:pPr>
+      <w:r>
+        <w:rPr>
+          <w:lang w:val="es-ES"/>
+        </w:rPr>
+        <w:t xml:space="preserve">Con sqlite3, crea una base de datos llamada </w:t>
+      </w:r>
+      <w:proofErr w:type="spellStart"/>
+      <w:r>
+        <w:rPr>
+          <w:lang w:val="es-ES"/>
+        </w:rPr>
+        <w:t>academia.db</w:t>
+      </w:r>
+      <w:proofErr w:type="spellEnd"/>
+      <w:r>
+        <w:rPr>
+          <w:lang w:val="es-ES"/>
+        </w:rPr>
+        <w:t xml:space="preserve"> y una tabla alumnos con id, nombre, edad y nota.</w:t>
+      </w:r>
+    </w:p>
+    <w:p>
+      <w:pPr>
         <w:rPr>
           <w:lang w:val="es-ES"/>
         </w:rPr>
@@ -1919,7 +2312,53 @@
           <w:b/>
           <w:lang w:val="es-ES"/>
         </w:rPr>
-        <w:lastRenderedPageBreak/>
+        <w:t xml:space="preserve">Ampliación: </w:t>
+      </w:r>
+      <w:r>
+        <w:rPr>
+          <w:lang w:val="es-ES"/>
+        </w:rPr>
+        <w:t>Inserta al menos 5 registros de prueba.</w:t>
+      </w:r>
+    </w:p>
+    <w:p>
+      <w:pPr>
+        <w:pStyle w:val="Ttulo2"/>
+        <w:rPr>
+          <w:lang w:val="es-ES"/>
+        </w:rPr>
+      </w:pPr>
+      <w:r>
+        <w:rPr>
+          <w:lang w:val="es-ES"/>
+        </w:rPr>
+        <w:t>Ejercicio 22. Consultas sobre alumnos</w:t>
+      </w:r>
+    </w:p>
+    <w:p>
+      <w:pPr>
+        <w:rPr>
+          <w:lang w:val="es-ES"/>
+        </w:rPr>
+      </w:pPr>
+      <w:r>
+        <w:rPr>
+          <w:lang w:val="es-ES"/>
+        </w:rPr>
+        <w:t>Recupera todos los alumnos, después muestra solo los que tengan nota mayor o igual que 8 y calcula la nota media.</w:t>
+      </w:r>
+    </w:p>
+    <w:p>
+      <w:pPr>
+        <w:rPr>
+          <w:lang w:val="es-ES"/>
+        </w:rPr>
+      </w:pPr>
+      <w:r>
+        <w:rPr>
+          <w:b/>
+          <w:lang w:val="es-ES"/>
+        </w:rPr>
         <w:t xml:space="preserve">Ampliación: </w:t>
       </w:r>
       <w:r>
@@ -3424,7 +3863,7 @@
       <w:szCs w:val="18"/>
     </w:rPr>
   </w:style>
-  <w:style w:type="character" w:styleId="Textoennegrita">
+  <w:style w:type="character" w:styleId="Fuerte">
     <w:name w:val="Strong"/>
     <w:basedOn w:val="Fuentedeprrafopredeter"/>
     <w:uiPriority w:val="22"/>

--- a/EJERCICIOS DE LOS ALUMNOS/MAURICIO/PythonRepaso/Ejercicios Sin IA by Mauri.docx
+++ b/EJERCICIOS DE LOS ALUMNOS/MAURICIO/PythonRepaso/Ejercicios Sin IA by Mauri.docx
@@ -160,19 +160,9 @@
       <w:pPr>
         <w:pStyle w:val="Ttulo1"/>
       </w:pPr>
-      <w:proofErr w:type="spellStart"/>
       <w:r>
-        <w:t>Resumen</w:t>
+        <w:t>Resumen de bloques</w:t>
       </w:r>
-      <w:proofErr w:type="spellEnd"/>
-      <w:r>
-        <w:t xml:space="preserve"> de </w:t>
-      </w:r>
-      <w:proofErr w:type="spellStart"/>
-      <w:r>
-        <w:t>bloques</w:t>
-      </w:r>
-      <w:proofErr w:type="spellEnd"/>
     </w:p>
     <w:tbl>
       <w:tblPr>
@@ -214,19 +204,9 @@
             <w:shd w:val="clear" w:color="auto" w:fill="D9EAF7"/>
           </w:tcPr>
           <w:p>
-            <w:proofErr w:type="gramStart"/>
             <w:r>
-              <w:t>N.º</w:t>
+              <w:t>N.º ejercicios</w:t>
             </w:r>
-            <w:proofErr w:type="gramEnd"/>
-            <w:r>
-              <w:t xml:space="preserve"> </w:t>
-            </w:r>
-            <w:proofErr w:type="spellStart"/>
-            <w:r>
-              <w:t>ejercicios</w:t>
-            </w:r>
-            <w:proofErr w:type="spellEnd"/>
           </w:p>
         </w:tc>
       </w:tr>
@@ -286,19 +266,9 @@
             <w:tcW w:w="3249" w:type="dxa"/>
           </w:tcPr>
           <w:p>
-            <w:proofErr w:type="spellStart"/>
             <w:r>
-              <w:t>Funciones</w:t>
+              <w:t>Funciones y colecciones</w:t>
             </w:r>
-            <w:proofErr w:type="spellEnd"/>
-            <w:r>
-              <w:t xml:space="preserve"> y </w:t>
-            </w:r>
-            <w:proofErr w:type="spellStart"/>
-            <w:r>
-              <w:t>colecciones</w:t>
-            </w:r>
-            <w:proofErr w:type="spellEnd"/>
           </w:p>
         </w:tc>
         <w:tc>
@@ -368,35 +338,9 @@
             <w:tcW w:w="3249" w:type="dxa"/>
           </w:tcPr>
           <w:p>
-            <w:proofErr w:type="spellStart"/>
             <w:r>
-              <w:t>Programación</w:t>
+              <w:t>Programación orientada a objetos</w:t>
             </w:r>
-            <w:proofErr w:type="spellEnd"/>
-            <w:r>
-              <w:t xml:space="preserve"> </w:t>
-            </w:r>
-            <w:proofErr w:type="spellStart"/>
-            <w:r>
-              <w:t>orientada</w:t>
-            </w:r>
-            <w:proofErr w:type="spellEnd"/>
-            <w:r>
-              <w:t xml:space="preserve"> </w:t>
-            </w:r>
-            <w:proofErr w:type="gramStart"/>
-            <w:r>
-              <w:t>a</w:t>
-            </w:r>
-            <w:proofErr w:type="gramEnd"/>
-            <w:r>
-              <w:t xml:space="preserve"> </w:t>
-            </w:r>
-            <w:proofErr w:type="spellStart"/>
-            <w:r>
-              <w:t>objetos</w:t>
-            </w:r>
-            <w:proofErr w:type="spellEnd"/>
           </w:p>
         </w:tc>
         <w:tc>
@@ -426,27 +370,9 @@
             <w:tcW w:w="3249" w:type="dxa"/>
           </w:tcPr>
           <w:p>
-            <w:proofErr w:type="spellStart"/>
             <w:r>
-              <w:t>Módulos</w:t>
+              <w:t>Módulos, fechas y utilidades</w:t>
             </w:r>
-            <w:proofErr w:type="spellEnd"/>
-            <w:r>
-              <w:t xml:space="preserve">, </w:t>
-            </w:r>
-            <w:proofErr w:type="spellStart"/>
-            <w:r>
-              <w:t>fechas</w:t>
-            </w:r>
-            <w:proofErr w:type="spellEnd"/>
-            <w:r>
-              <w:t xml:space="preserve"> y </w:t>
-            </w:r>
-            <w:proofErr w:type="spellStart"/>
-            <w:r>
-              <w:t>utilidades</w:t>
-            </w:r>
-            <w:proofErr w:type="spellEnd"/>
           </w:p>
         </w:tc>
         <w:tc>
@@ -1067,21 +993,7 @@
         <w:rPr>
           <w:lang w:val="es-ES"/>
         </w:rPr>
-        <w:t xml:space="preserve">Evita usar min, </w:t>
-      </w:r>
-      <w:proofErr w:type="spellStart"/>
-      <w:r>
-        <w:rPr>
-          <w:lang w:val="es-ES"/>
-        </w:rPr>
-        <w:t>max</w:t>
-      </w:r>
-      <w:proofErr w:type="spellEnd"/>
-      <w:r>
-        <w:rPr>
-          <w:lang w:val="es-ES"/>
-        </w:rPr>
-        <w:t xml:space="preserve"> y sum en la primera versión.</w:t>
+        <w:t>Evita usar min, max y sum en la primera versión.</w:t>
       </w:r>
     </w:p>
     <w:p>
@@ -1092,6 +1004,7 @@
       </w:pPr>
       <w:r>
         <w:rPr>
+          <w:noProof/>
           <w:lang w:val="es-ES"/>
         </w:rPr>
         <w:lastRenderedPageBreak/>
@@ -1187,6 +1100,7 @@
       </w:pPr>
       <w:r>
         <w:rPr>
+          <w:noProof/>
           <w:lang w:val="es-ES"/>
         </w:rPr>
         <w:lastRenderedPageBreak/>
@@ -1235,6 +1149,7 @@
       </w:pPr>
       <w:r>
         <w:rPr>
+          <w:noProof/>
           <w:lang w:val="es-ES"/>
         </w:rPr>
         <w:lastRenderedPageBreak/>
@@ -1331,6 +1246,7 @@
       </w:pPr>
       <w:r>
         <w:rPr>
+          <w:noProof/>
           <w:lang w:val="es-ES"/>
         </w:rPr>
         <w:drawing>
@@ -1423,6 +1339,95 @@
           <w:lang w:val="es-ES"/>
         </w:rPr>
       </w:pPr>
+      <w:r>
+        <w:rPr>
+          <w:lang w:val="es-ES"/>
+        </w:rPr>
+        <w:lastRenderedPageBreak/>
+        <w:drawing>
+          <wp:inline distT="0" distB="0" distL="0" distR="0" wp14:anchorId="12A6A796" wp14:editId="64A18A41">
+            <wp:extent cx="6499225" cy="8018780"/>
+            <wp:effectExtent l="0" t="0" r="0" b="1270"/>
+            <wp:docPr id="510786641" name="Imagen 1"/>
+            <wp:cNvGraphicFramePr>
+              <a:graphicFrameLocks xmlns:a="http://schemas.openxmlformats.org/drawingml/2006/main" noChangeAspect="1"/>
+            </wp:cNvGraphicFramePr>
+            <a:graphic xmlns:a="http://schemas.openxmlformats.org/drawingml/2006/main">
+              <a:graphicData uri="http://schemas.openxmlformats.org/drawingml/2006/picture">
+                <pic:pic xmlns:pic="http://schemas.openxmlformats.org/drawingml/2006/picture">
+                  <pic:nvPicPr>
+                    <pic:cNvPr id="510786641" name=""/>
+                    <pic:cNvPicPr/>
+                  </pic:nvPicPr>
+                  <pic:blipFill>
+                    <a:blip r:embed="rId15"/>
+                    <a:stretch>
+                      <a:fillRect/>
+                    </a:stretch>
+                  </pic:blipFill>
+                  <pic:spPr>
+                    <a:xfrm>
+                      <a:off x="0" y="0"/>
+                      <a:ext cx="6499225" cy="8018780"/>
+                    </a:xfrm>
+                    <a:prstGeom prst="rect">
+                      <a:avLst/>
+                    </a:prstGeom>
+                  </pic:spPr>
+                </pic:pic>
+              </a:graphicData>
+            </a:graphic>
+          </wp:inline>
+        </w:drawing>
+      </w:r>
+    </w:p>
+    <w:p>
+      <w:pPr>
+        <w:rPr>
+          <w:lang w:val="es-ES"/>
+        </w:rPr>
+      </w:pPr>
+      <w:r>
+        <w:rPr>
+          <w:lang w:val="es-ES"/>
+        </w:rPr>
+        <w:lastRenderedPageBreak/>
+        <w:drawing>
+          <wp:inline distT="0" distB="0" distL="0" distR="0" wp14:anchorId="58480267" wp14:editId="454CA1E7">
+            <wp:extent cx="6499225" cy="2704465"/>
+            <wp:effectExtent l="0" t="0" r="0" b="635"/>
+            <wp:docPr id="472826062" name="Imagen 1"/>
+            <wp:cNvGraphicFramePr>
+              <a:graphicFrameLocks xmlns:a="http://schemas.openxmlformats.org/drawingml/2006/main" noChangeAspect="1"/>
+            </wp:cNvGraphicFramePr>
+            <a:graphic xmlns:a="http://schemas.openxmlformats.org/drawingml/2006/main">
+              <a:graphicData uri="http://schemas.openxmlformats.org/drawingml/2006/picture">
+                <pic:pic xmlns:pic="http://schemas.openxmlformats.org/drawingml/2006/picture">
+                  <pic:nvPicPr>
+                    <pic:cNvPr id="472826062" name=""/>
+                    <pic:cNvPicPr/>
+                  </pic:nvPicPr>
+                  <pic:blipFill>
+                    <a:blip r:embed="rId16"/>
+                    <a:stretch>
+                      <a:fillRect/>
+                    </a:stretch>
+                  </pic:blipFill>
+                  <pic:spPr>
+                    <a:xfrm>
+                      <a:off x="0" y="0"/>
+                      <a:ext cx="6499225" cy="2704465"/>
+                    </a:xfrm>
+                    <a:prstGeom prst="rect">
+                      <a:avLst/>
+                    </a:prstGeom>
+                  </pic:spPr>
+                </pic:pic>
+              </a:graphicData>
+            </a:graphic>
+          </wp:inline>
+        </w:drawing>
+      </w:r>
     </w:p>
     <w:p>
       <w:pPr>
@@ -1469,7 +1474,6 @@
         <w:rPr>
           <w:lang w:val="es-ES"/>
         </w:rPr>
-        <w:lastRenderedPageBreak/>
         <w:t>Ejercicio 9. Contador de líneas y palabras</w:t>
       </w:r>
     </w:p>
@@ -1550,21 +1554,7 @@
         <w:rPr>
           <w:lang w:val="es-ES"/>
         </w:rPr>
-        <w:t xml:space="preserve">Usa el módulo </w:t>
-      </w:r>
-      <w:proofErr w:type="spellStart"/>
-      <w:r>
-        <w:rPr>
-          <w:lang w:val="es-ES"/>
-        </w:rPr>
-        <w:t>csv</w:t>
-      </w:r>
-      <w:proofErr w:type="spellEnd"/>
-      <w:r>
-        <w:rPr>
-          <w:lang w:val="es-ES"/>
-        </w:rPr>
-        <w:t>.</w:t>
+        <w:t>Usa el módulo csv.</w:t>
       </w:r>
     </w:p>
     <w:p>
@@ -1706,16 +1696,9 @@
         <w:rPr>
           <w:lang w:val="es-ES"/>
         </w:rPr>
-        <w:t xml:space="preserve">Ejercicio 13. Clase </w:t>
+        <w:lastRenderedPageBreak/>
+        <w:t>Ejercicio 13. Clase CuentaBancaria</w:t>
       </w:r>
-      <w:proofErr w:type="spellStart"/>
-      <w:r>
-        <w:rPr>
-          <w:lang w:val="es-ES"/>
-        </w:rPr>
-        <w:t>CuentaBancaria</w:t>
-      </w:r>
-      <w:proofErr w:type="spellEnd"/>
     </w:p>
     <w:p>
       <w:pPr>
@@ -1727,35 +1710,7 @@
         <w:rPr>
           <w:lang w:val="es-ES"/>
         </w:rPr>
-        <w:t xml:space="preserve">Crea una clase </w:t>
-      </w:r>
-      <w:proofErr w:type="spellStart"/>
-      <w:r>
-        <w:rPr>
-          <w:lang w:val="es-ES"/>
-        </w:rPr>
-        <w:t>CuentaBancaria</w:t>
-      </w:r>
-      <w:proofErr w:type="spellEnd"/>
-      <w:r>
-        <w:rPr>
-          <w:lang w:val="es-ES"/>
-        </w:rPr>
-        <w:t xml:space="preserve"> con titular y saldo. Añade métodos ingresar, retirar y </w:t>
-      </w:r>
-      <w:proofErr w:type="spellStart"/>
-      <w:r>
-        <w:rPr>
-          <w:lang w:val="es-ES"/>
-        </w:rPr>
-        <w:t>mostrar_saldo</w:t>
-      </w:r>
-      <w:proofErr w:type="spellEnd"/>
-      <w:r>
-        <w:rPr>
-          <w:lang w:val="es-ES"/>
-        </w:rPr>
-        <w:t>. Evita retirar más dinero del disponible.</w:t>
+        <w:t>Crea una clase CuentaBancaria con titular y saldo. Añade métodos ingresar, retirar y mostrar_saldo. Evita retirar más dinero del disponible.</w:t>
       </w:r>
     </w:p>
     <w:p>
@@ -1849,21 +1804,7 @@
         <w:rPr>
           <w:lang w:val="es-ES"/>
         </w:rPr>
-        <w:t xml:space="preserve">Crea una clase base Empleado con nombre y salario base. Después crea las subclases Programador y Diseñador. Cada una debe redefinir un método </w:t>
-      </w:r>
-      <w:proofErr w:type="spellStart"/>
-      <w:r>
-        <w:rPr>
-          <w:lang w:val="es-ES"/>
-        </w:rPr>
-        <w:t>calcular_salario</w:t>
-      </w:r>
-      <w:proofErr w:type="spellEnd"/>
-      <w:r>
-        <w:rPr>
-          <w:lang w:val="es-ES"/>
-        </w:rPr>
-        <w:t xml:space="preserve"> según sus complementos.</w:t>
+        <w:t>Crea una clase base Empleado con nombre y salario base. Después crea las subclases Programador y Diseñador. Cada una debe redefinir un método calcular_salario según sus complementos.</w:t>
       </w:r>
     </w:p>
     <w:p>
@@ -1883,21 +1824,7 @@
         <w:rPr>
           <w:lang w:val="es-ES"/>
         </w:rPr>
-        <w:t>Incluye un método __</w:t>
-      </w:r>
-      <w:proofErr w:type="spellStart"/>
-      <w:r>
-        <w:rPr>
-          <w:lang w:val="es-ES"/>
-        </w:rPr>
-        <w:t>str</w:t>
-      </w:r>
-      <w:proofErr w:type="spellEnd"/>
-      <w:r>
-        <w:rPr>
-          <w:lang w:val="es-ES"/>
-        </w:rPr>
-        <w:t>__ para imprimir la información del empleado.</w:t>
+        <w:t>Incluye un método __str__ para imprimir la información del empleado.</w:t>
       </w:r>
     </w:p>
     <w:p>
@@ -1944,21 +1871,7 @@
         <w:rPr>
           <w:lang w:val="es-ES"/>
         </w:rPr>
-        <w:t>Implementa __</w:t>
-      </w:r>
-      <w:proofErr w:type="spellStart"/>
-      <w:r>
-        <w:rPr>
-          <w:lang w:val="es-ES"/>
-        </w:rPr>
-        <w:t>len</w:t>
-      </w:r>
-      <w:proofErr w:type="spellEnd"/>
-      <w:r>
-        <w:rPr>
-          <w:lang w:val="es-ES"/>
-        </w:rPr>
-        <w:t>__ para saber cuántos productos contiene.</w:t>
+        <w:t>Implementa __len__ para saber cuántos productos contiene.</w:t>
       </w:r>
     </w:p>
     <w:p>
@@ -1972,7 +1885,6 @@
         <w:rPr>
           <w:lang w:val="es-ES"/>
         </w:rPr>
-        <w:lastRenderedPageBreak/>
         <w:t>Bloque 5 · Módulos, fechas y utilidades</w:t>
       </w:r>
     </w:p>
@@ -2040,21 +1952,7 @@
         <w:rPr>
           <w:lang w:val="es-ES"/>
         </w:rPr>
-        <w:t xml:space="preserve">Usa </w:t>
-      </w:r>
-      <w:proofErr w:type="spellStart"/>
-      <w:r>
-        <w:rPr>
-          <w:lang w:val="es-ES"/>
-        </w:rPr>
-        <w:t>datetime</w:t>
-      </w:r>
-      <w:proofErr w:type="spellEnd"/>
-      <w:r>
-        <w:rPr>
-          <w:lang w:val="es-ES"/>
-        </w:rPr>
-        <w:t>.</w:t>
+        <w:t>Usa datetime.</w:t>
       </w:r>
     </w:p>
     <w:p>
@@ -2148,21 +2046,7 @@
         <w:rPr>
           <w:lang w:val="es-ES"/>
         </w:rPr>
-        <w:t xml:space="preserve">Usa </w:t>
-      </w:r>
-      <w:proofErr w:type="spellStart"/>
-      <w:r>
-        <w:rPr>
-          <w:lang w:val="es-ES"/>
-        </w:rPr>
-        <w:t>random</w:t>
-      </w:r>
-      <w:proofErr w:type="spellEnd"/>
-      <w:r>
-        <w:rPr>
-          <w:lang w:val="es-ES"/>
-        </w:rPr>
-        <w:t xml:space="preserve"> y una estructura adecuada para contar frecuencias.</w:t>
+        <w:t>Usa random y una estructura adecuada para contar frecuencias.</w:t>
       </w:r>
     </w:p>
     <w:p>
@@ -2209,21 +2093,7 @@
         <w:rPr>
           <w:lang w:val="es-ES"/>
         </w:rPr>
-        <w:t xml:space="preserve">Usa </w:t>
-      </w:r>
-      <w:proofErr w:type="spellStart"/>
-      <w:r>
-        <w:rPr>
-          <w:lang w:val="es-ES"/>
-        </w:rPr>
-        <w:t>math</w:t>
-      </w:r>
-      <w:proofErr w:type="spellEnd"/>
-      <w:r>
-        <w:rPr>
-          <w:lang w:val="es-ES"/>
-        </w:rPr>
-        <w:t>.</w:t>
+        <w:t>Usa math.</w:t>
       </w:r>
     </w:p>
     <w:p>
@@ -2237,6 +2107,7 @@
         <w:rPr>
           <w:lang w:val="es-ES"/>
         </w:rPr>
+        <w:lastRenderedPageBreak/>
         <w:t>Bloque 6 · Bases de datos con SQLite</w:t>
       </w:r>
     </w:p>
@@ -2284,21 +2155,7 @@
         <w:rPr>
           <w:lang w:val="es-ES"/>
         </w:rPr>
-        <w:t xml:space="preserve">Con sqlite3, crea una base de datos llamada </w:t>
-      </w:r>
-      <w:proofErr w:type="spellStart"/>
-      <w:r>
-        <w:rPr>
-          <w:lang w:val="es-ES"/>
-        </w:rPr>
-        <w:t>academia.db</w:t>
-      </w:r>
-      <w:proofErr w:type="spellEnd"/>
-      <w:r>
-        <w:rPr>
-          <w:lang w:val="es-ES"/>
-        </w:rPr>
-        <w:t xml:space="preserve"> y una tabla alumnos con id, nombre, edad y nota.</w:t>
+        <w:t>Con sqlite3, crea una base de datos llamada academia.db y una tabla alumnos con id, nombre, edad y nota.</w:t>
       </w:r>
     </w:p>
     <w:p>
@@ -3863,7 +3720,7 @@
       <w:szCs w:val="18"/>
     </w:rPr>
   </w:style>
-  <w:style w:type="character" w:styleId="Fuerte">
+  <w:style w:type="character" w:styleId="Textoennegrita">
     <w:name w:val="Strong"/>
     <w:basedOn w:val="Fuentedeprrafopredeter"/>
     <w:uiPriority w:val="22"/>
